--- a/published/ai-family/03_patterns_in_play/04_cognition/study-guides/04_cognition-questions.docx
+++ b/published/ai-family/03_patterns_in_play/04_cognition/study-guides/04_cognition-questions.docx
@@ -4,107 +4,7 @@
   <w:body>
     <w:p>
       <w:r>
-        <w:t>Study Questions: Cognition</w:t>
-      </w:r>
-    </w:p>
-    <w:p>
-      <w:r>
-        <w:t>Define Cognition in your own words, specifically as it applies to Family.</w:t>
-      </w:r>
-    </w:p>
-    <w:p>
-      <w:r>
-        <w:t>How does the Free Energy Principle constrain our understanding of Cognition?</w:t>
-      </w:r>
-    </w:p>
-    <w:p>
-      <w:r>
-        <w:t>Contrast the Classical view of Cognition with the Active Inference view.</w:t>
-      </w:r>
-    </w:p>
-    <w:p>
-      <w:r>
-        <w:t>Develop a question that connects Cognition to a real-world problem in Family.</w:t>
-      </w:r>
-    </w:p>
-    <w:p>
-      <w:r>
-        <w:t>Develop a question that connects Cognition to a real-world problem in Family.</w:t>
-      </w:r>
-    </w:p>
-    <w:p>
-      <w:r>
-        <w:t>Develop a question that connects Cognition to a real-world problem in Family.</w:t>
-      </w:r>
-    </w:p>
-    <w:p>
-      <w:r>
-        <w:t>Develop a question that connects Cognition to a real-world problem in Family.</w:t>
-      </w:r>
-    </w:p>
-    <w:p>
-      <w:r>
-        <w:t>Develop a question that connects Cognition to a real-world problem in Family.</w:t>
-      </w:r>
-    </w:p>
-    <w:p>
-      <w:r>
-        <w:t>Develop a question that connects Cognition to a real-world problem in Family.</w:t>
-      </w:r>
-    </w:p>
-    <w:p>
-      <w:r>
-        <w:t>Develop a question that connects Cognition to a real-world problem in Family.</w:t>
-      </w:r>
-    </w:p>
-    <w:p>
-      <w:r>
-        <w:t>Develop a question that connects Cognition to a real-world problem in Family.</w:t>
-      </w:r>
-    </w:p>
-    <w:p>
-      <w:r>
-        <w:t>Develop a question that connects Cognition to a real-world problem in Family.</w:t>
-      </w:r>
-    </w:p>
-    <w:p>
-      <w:r>
-        <w:t>Develop a question that connects Cognition to a real-world problem in Family.</w:t>
-      </w:r>
-    </w:p>
-    <w:p>
-      <w:r>
-        <w:t>Develop a question that connects Cognition to a real-world problem in Family.</w:t>
-      </w:r>
-    </w:p>
-    <w:p>
-      <w:r>
-        <w:t>Develop a question that connects Cognition to a real-world problem in Family.</w:t>
-      </w:r>
-    </w:p>
-    <w:p>
-      <w:r>
-        <w:t>Develop a question that connects Cognition to a real-world problem in Family.</w:t>
-      </w:r>
-    </w:p>
-    <w:p>
-      <w:r>
-        <w:t>Develop a question that connects Cognition to a real-world problem in Family.</w:t>
-      </w:r>
-    </w:p>
-    <w:p>
-      <w:r>
-        <w:t>Develop a question that connects Cognition to a real-world problem in Family.</w:t>
-      </w:r>
-    </w:p>
-    <w:p>
-      <w:r>
-        <w:t>Develop a question that connects Cognition to a real-world problem in Family.</w:t>
-      </w:r>
-    </w:p>
-    <w:p>
-      <w:r>
-        <w:t>Develop a question that connects Cognition to a real-world problem in Family.</w:t>
+        <w:t>Course — Module 04 — Think About It</w:t>
       </w:r>
     </w:p>
     <w:sectPr>

--- a/published/ai-family/03_patterns_in_play/04_cognition/study-guides/04_cognition-questions.docx
+++ b/published/ai-family/03_patterns_in_play/04_cognition/study-guides/04_cognition-questions.docx
@@ -4,7 +4,17 @@
   <w:body>
     <w:p>
       <w:r>
-        <w:t>Course — Module 04 — Think About It</w:t>
+        <w:t>Patterns in Play — Module 04: Cognition — Think About It</w:t>
+      </w:r>
+    </w:p>
+    <w:p>
+      <w:r>
+        <w:t>Part A: Family Discussion Questions</w:t>
+      </w:r>
+    </w:p>
+    <w:p>
+      <w:r>
+        <w:t>What is "Strategy"? (A plan for how to win or solve a problem in a game).  Why do you get better at games the more you play them? (Your brain builds a better model of the game).  What is the difference between luck and skill in a game?  How does sorting toys by color, size, or type help your brain? (Categories make the world easier to navigate).  Can you think three moves ahead in a game like checkers? That is called "temporal depth."  Why is it important to change your strategy when the old one stops working? (Cognitive flexibility!).  What is a "Pattern"? Can you spot patterns in your favorite game?  Why are puzzles good for your brain? (They require matching, sorting, and problem-solving).  How do you decide between two choices in a game? What goes on inside your head?  Is it better to think fast or think carefully? (It depends on the situation!).   Part B: Hands-On Activities and Reflection</w:t>
       </w:r>
     </w:p>
     <w:sectPr>
